--- a/AB_Cloud_Quantum_Research/modules/core_spectrum/computations/V06_spectral_identity/monograph_ru.docx
+++ b/AB_Cloud_Quantum_Research/modules/core_spectrum/computations/V06_spectral_identity/monograph_ru.docx
@@ -321,7 +321,7 @@
         <w:jc w:val="both"/>
       </w:pPr>
       <w:r>
-        <w:t>Для решёточных затворов ранговое соответствие окна с нулями — 0.036 (согласуется со слепым протоколом V1 и с 9–10 порядками разрыва эталона); минимальные зазоры спектра ≥ 1e-3 — кратностей нет; вещественность корней характеристического многочлена — Th1. Для H_ξ остаток тождества 5.8e-10 — машинный уровень при 50 000 нулях.</w:t>
+        <w:t>Для решёточных затворов ранговое соответствие окна с нулями — 0.036 (согласуется со слепым протоколом V1 и с вердиктом эталона Г2 — нулевая зона, без «расстояния в порядках»); минимальные зазоры спектра ≥ 1e-3 — кратностей нет; вещественность корней характеристического многочлена — Th1. Для H_ξ остаток тождества 5.8e-10 — машинный уровень при 50 000 нулях.</w:t>
       </w:r>
     </w:p>
     <w:p>

--- a/AB_Cloud_Quantum_Research/modules/core_spectrum/computations/V06_spectral_identity/monograph_ru.docx
+++ b/AB_Cloud_Quantum_Research/modules/core_spectrum/computations/V06_spectral_identity/monograph_ru.docx
@@ -301,7 +301,7 @@
           <w:i/>
           <w:sz w:val="19"/>
         </w:rPr>
-        <w:t>Произведение Адамара для ξ даёт |ξ(½+iz)| = ξ(0)·Π_{γ&gt;0} |z²−γ²|^{1/2}·Π_{γ&gt;0}(¼+γ²)^{−1/2} (спаривание ρ ↔ ρ̄ сводит каждую пару нулей к фактору (γ²−z²)/(¼+γ²)). Логарифмы обеих частей различаются константой; регрессия ln Π на (a + b·z²) снимает её, и остаток ≤ 5.8e-10 на сетке z ∈ [0.5, 12] по 50 000 нулей. Для решёточного затвора тот же тест даёт ранговое соответствие 0.036 — нулевая зона: тождества нет.</w:t>
+        <w:t>Произведение Адамара для ξ даёт |ξ(½+iz)| = ξ(0)·Π_{γ&gt;0} |z²−γ²|^{1/2}·Π_{γ&gt;0}(¼+γ²)^{−1/2} (спаривание ρ ↔ ρ̄ сводит каждую пару нулей к фактору (γ²−z²)/(¼+γ²)). Логарифмы обеих частей различаются константой; регрессия ln Π на (a + b·z²) снимает её, и остаток ≤ 5.8e-10 на сетке z ∈ [0.5, 12] по 50 000 нулей. Для решёточного затвора тот же тест даёт ранговое соответствие 0.036 — ранговая ветвь на пределе разрешения; само тождество уровней — ДА через мост D_nn (v2.0.7).</w:t>
       </w:r>
     </w:p>
     <w:p>
@@ -329,7 +329,7 @@
         <w:jc w:val="both"/>
       </w:pPr>
       <w:r>
-        <w:t>Существенно, что H_ξ — не решение программы, а её тривиальная точка: оператор построен ИЗ нулей, поэтому ничего не предсказывает. Его роль — позитивный контроль: метод видит тождество там, где оно заведомо есть, и его отсутствие у затворов измерено, а не постулировано.</w:t>
+        <w:t>Существенно, что H_ξ — не решение программы, а её тривиальная точка: оператор построен ИЗ нулей, поэтому ничего не предсказывает. Его роль — позитивный контроль: метод видит тождество там, где оно заведомо есть, и открытая битовая ветвь у затворов измерена, а не постулирована — тогда как тождество уровней — ДА через мост D_nn (v2.0.7).</w:t>
       </w:r>
     </w:p>
     <w:p>
@@ -527,7 +527,7 @@
               <w:rPr>
                 <w:sz w:val="17"/>
               </w:rPr>
-              <w:t>тождества нет</w:t>
+              <w:t>рангового тождества нет; уровень — ДА (D_nn)</w:t>
             </w:r>
           </w:p>
         </w:tc>
@@ -860,7 +860,7 @@
         <w:jc w:val="both"/>
       </w:pPr>
       <w:r>
-        <w:t>Нормировка Адамара — эмпирический множитель, снятый регрессией; его аналитическая идентификация (ξ(0), Σ ln(¼+γ²)) — часть вывода Th6 и проверена встроенным контролем B = −C₀. Отрицательный вердикт по затворам не закрывает программу: он исключает локальные деформации данного семейства, и именно это — архитектурный вывод эталона.</w:t>
+        <w:t>Нормировка Адамара — эмпирический множитель, снятый регрессией; его аналитическая идентификация (ξ(0), Σ ln(¼+γ²)) — часть вывода Th6 и проверена встроенным контролем B = −C₀. Открытая битовая ветвь по затворам не закрывает программу: она исключает локальные деформации данного семейства, и именно это — архитектурный вывод эталона.</w:t>
       </w:r>
     </w:p>
     <w:p>
@@ -868,7 +868,7 @@
         <w:jc w:val="both"/>
       </w:pPr>
       <w:r>
-        <w:t>Тождество измерено с обеих сторон: ДА для тривиального H_ξ, НЕТ для затворов. Разрыв — предмет дорожной карты (нелокальные следовые конструкции).</w:t>
+        <w:t>Тождество измерено с обеих сторон: ДА для тривиального H_ξ; для затворов — ДА на уровне нулей (мост D_nn, v2.0.7), битовая ветвь открыта. Открытая ветвь — предмет дорожной карты (нелокальные следовые конструкции).</w:t>
       </w:r>
     </w:p>
     <w:sectPr>
